--- a/Quiz-10-Questions.docx
+++ b/Quiz-10-Questions.docx
@@ -8,7 +8,34 @@
         <w:jc w:val="center"/>
       </w:pPr>
       <w:r>
-        <w:t>Quiz — The Ohio Division of EMS Website</w:t>
+        <w:rPr>
+          <w:color w:val="0B1A33"/>
+        </w:rPr>
+        <w:t>Ohio Division of EMS Website</w:t>
+      </w:r>
+    </w:p>
+    <w:p>
+      <w:pPr>
+        <w:jc w:val="center"/>
+      </w:pPr>
+      <w:r>
+        <w:rPr>
+          <w:color w:val="64748B"/>
+          <w:sz w:val="26"/>
+        </w:rPr>
+        <w:t>Quiz — 10 Questions</w:t>
+      </w:r>
+    </w:p>
+    <w:p>
+      <w:pPr>
+        <w:jc w:val="center"/>
+      </w:pPr>
+      <w:r>
+        <w:rPr>
+          <w:color w:val="64748B"/>
+          <w:sz w:val="20"/>
+        </w:rPr>
+        <w:t>Prepared by Mileage Design | April 2026</w:t>
       </w:r>
     </w:p>
     <w:p/>
@@ -57,22 +84,22 @@
     </w:p>
     <w:p>
       <w:r>
-        <w:t xml:space="preserve">     A) Ohio Department of Health</w:t>
+        <w:t xml:space="preserve">     A) Ohio Dept. of Health</w:t>
       </w:r>
     </w:p>
     <w:p>
       <w:r>
-        <w:t xml:space="preserve">     B) Ohio Department of Public Safety</w:t>
+        <w:t xml:space="preserve">     B) Ohio Dept. of Public Safety</w:t>
       </w:r>
     </w:p>
     <w:p>
       <w:r>
-        <w:t xml:space="preserve">     C) Ohio Department of Education</w:t>
+        <w:t xml:space="preserve">     C) Ohio Dept. of Education</w:t>
       </w:r>
     </w:p>
     <w:p>
       <w:r>
-        <w:t xml:space="preserve">     D) Ohio Department of Commerce</w:t>
+        <w:t xml:space="preserve">     D) Ohio Dept. of Commerce</w:t>
       </w:r>
     </w:p>
     <w:p/>
@@ -86,12 +113,12 @@
     </w:p>
     <w:p>
       <w:r>
-        <w:t xml:space="preserve">     A) Two (EMT and Paramedic)</w:t>
+        <w:t xml:space="preserve">     A) Two</w:t>
       </w:r>
     </w:p>
     <w:p>
       <w:r>
-        <w:t xml:space="preserve">     B) Three (EMR, EMT, Paramedic)</w:t>
+        <w:t xml:space="preserve">     B) Three</w:t>
       </w:r>
     </w:p>
     <w:p>
@@ -101,7 +128,7 @@
     </w:p>
     <w:p>
       <w:r>
-        <w:t xml:space="preserve">     D) Five (FR, EMR, EMT, AEMT, Paramedic)</w:t>
+        <w:t xml:space="preserve">     D) Five</w:t>
       </w:r>
     </w:p>
     <w:p/>
@@ -110,7 +137,7 @@
         <w:rPr>
           <w:b/>
         </w:rPr>
-        <w:t>3. How many training hours are required for a Firefighter I course in Ohio?</w:t>
+        <w:t>3. How many training hours for a Firefighter I course?</w:t>
       </w:r>
     </w:p>
     <w:p>
@@ -139,7 +166,7 @@
         <w:rPr>
           <w:b/>
         </w:rPr>
-        <w:t>4. What OAC chapter governs fire instructor certification in Ohio?</w:t>
+        <w:t>4. What OAC chapter governs fire instructor certification?</w:t>
       </w:r>
     </w:p>
     <w:p>
@@ -168,7 +195,7 @@
         <w:rPr>
           <w:b/>
         </w:rPr>
-        <w:t>5. How many continuing education hours must an EMT complete per renewal cycle?</w:t>
+        <w:t>5. How many CE hours must an EMT complete per renewal cycle?</w:t>
       </w:r>
     </w:p>
     <w:p>
@@ -197,7 +224,7 @@
         <w:rPr>
           <w:b/>
         </w:rPr>
-        <w:t>6. What is the minimum number of supervised teaching hours required for fire instructor certification?</w:t>
+        <w:t>6. Minimum supervised teaching hours for fire instructor cert?</w:t>
       </w:r>
     </w:p>
     <w:p>
@@ -226,7 +253,7 @@
         <w:rPr>
           <w:b/>
         </w:rPr>
-        <w:t>7. Which organization develops and administers the Testing in Lieu of CE exams?</w:t>
+        <w:t>7. Who develops the Testing in Lieu of CE exams?</w:t>
       </w:r>
     </w:p>
     <w:p>
@@ -241,7 +268,7 @@
     </w:p>
     <w:p>
       <w:r>
-        <w:t xml:space="preserve">     C) National Registry of EMTs (NREMT)</w:t>
+        <w:t xml:space="preserve">     C) NREMT</w:t>
       </w:r>
     </w:p>
     <w:p>
@@ -255,7 +282,7 @@
         <w:rPr>
           <w:b/>
         </w:rPr>
-        <w:t>8. A combined Firefighter I and II course requires how many total hours?</w:t>
+        <w:t>8. Combined FF I and II course requires how many hours?</w:t>
       </w:r>
     </w:p>
     <w:p>
@@ -284,7 +311,7 @@
         <w:rPr>
           <w:b/>
         </w:rPr>
-        <w:t>9. The fire instructor training course requires a minimum of how many hours?</w:t>
+        <w:t>9. Fire instructor training course minimum hours?</w:t>
       </w:r>
     </w:p>
     <w:p>
@@ -313,7 +340,7 @@
         <w:rPr>
           <w:b/>
         </w:rPr>
-        <w:t>10. What is the official website for the Ohio Division of EMS?</w:t>
+        <w:t>10. Official website for the Ohio Division of EMS?</w:t>
       </w:r>
     </w:p>
     <w:p>
@@ -348,7 +375,7 @@
         <w:jc w:val="center"/>
       </w:pPr>
       <w:r>
-        <w:t>Quiz — Answer Key</w:t>
+        <w:t>Answer Key</w:t>
       </w:r>
     </w:p>
     <w:p/>
@@ -357,7 +384,7 @@
         <w:rPr>
           <w:b/>
         </w:rPr>
-        <w:t>1. B) Ohio Department of Public Safety</w:t>
+        <w:t>1. B</w:t>
       </w:r>
     </w:p>
     <w:p>
@@ -365,7 +392,7 @@
         <w:rPr>
           <w:b/>
         </w:rPr>
-        <w:t>2. C) Four (EMR, EMT, AEMT, Paramedic)</w:t>
+        <w:t>2. C</w:t>
       </w:r>
     </w:p>
     <w:p>
@@ -373,7 +400,7 @@
         <w:rPr>
           <w:b/>
         </w:rPr>
-        <w:t>3. C) 160 hours</w:t>
+        <w:t>3. C</w:t>
       </w:r>
     </w:p>
     <w:p>
@@ -381,7 +408,7 @@
         <w:rPr>
           <w:b/>
         </w:rPr>
-        <w:t>4. C) OAC 4765-21</w:t>
+        <w:t>4. C</w:t>
       </w:r>
     </w:p>
     <w:p>
@@ -389,7 +416,7 @@
         <w:rPr>
           <w:b/>
         </w:rPr>
-        <w:t>5. B) 40 hours</w:t>
+        <w:t>5. B</w:t>
       </w:r>
     </w:p>
     <w:p>
@@ -397,7 +424,7 @@
         <w:rPr>
           <w:b/>
         </w:rPr>
-        <w:t>6. D) 10 hours (minimum 6 hrs classroom + up to 4 hrs practical)</w:t>
+        <w:t>6. D</w:t>
       </w:r>
     </w:p>
     <w:p>
@@ -405,7 +432,7 @@
         <w:rPr>
           <w:b/>
         </w:rPr>
-        <w:t>7. C) National Registry of EMTs (NREMT)</w:t>
+        <w:t>7. C</w:t>
       </w:r>
     </w:p>
     <w:p>
@@ -413,7 +440,7 @@
         <w:rPr>
           <w:b/>
         </w:rPr>
-        <w:t>8. C) 244 hours</w:t>
+        <w:t>8. C</w:t>
       </w:r>
     </w:p>
     <w:p>
@@ -421,7 +448,7 @@
         <w:rPr>
           <w:b/>
         </w:rPr>
-        <w:t>9. C) 60 hours</w:t>
+        <w:t>9. C</w:t>
       </w:r>
     </w:p>
     <w:p>
@@ -429,7 +456,20 @@
         <w:rPr>
           <w:b/>
         </w:rPr>
-        <w:t>10. C) ems.ohio.gov</w:t>
+        <w:t>10. C</w:t>
+      </w:r>
+    </w:p>
+    <w:p/>
+    <w:p>
+      <w:pPr>
+        <w:jc w:val="center"/>
+      </w:pPr>
+      <w:r>
+        <w:rPr>
+          <w:color w:val="64748B"/>
+          <w:sz w:val="16"/>
+        </w:rPr>
+        <w:t>Confidential — Prepared by Mileage Design</w:t>
       </w:r>
     </w:p>
     <w:sectPr>
@@ -806,7 +846,8 @@
     <w:qFormat/>
     <w:rsid w:val="00FC693F"/>
     <w:rPr>
-      <w:rFonts w:ascii="Calibri" w:hAnsi="Calibri"/>
+      <w:rFonts w:ascii="Arial" w:hAnsi="Arial"/>
+      <w:color w:val="333333"/>
       <w:sz w:val="22"/>
     </w:rPr>
   </w:style>
